--- a/testakten/gesellschaftsrecht-legal-english-frankfurt-startup/19-notar-scan-beurkundungssprache.docx
+++ b/testakten/gesellschaftsrecht-legal-english-frankfurt-startup/19-notar-scan-beurkundungssprache.docx
@@ -3,153 +3,6 @@
 <w:document xmlns:w="http://schemas.openxmlformats.org/wordprocessingml/2006/main" xmlns:m="http://schemas.openxmlformats.org/officeDocument/2006/math" xmlns:r="http://schemas.openxmlformats.org/officeDocument/2006/relationships" xmlns:o="urn:schemas-microsoft-com:office:office" xmlns:v="urn:schemas-microsoft-com:vml" xmlns:w10="urn:schemas-microsoft-com:office:word" xmlns:a="http://schemas.openxmlformats.org/drawingml/2006/main" xmlns:pic="http://schemas.openxmlformats.org/drawingml/2006/picture" xmlns:wp="http://schemas.openxmlformats.org/drawingml/2006/wordprocessingDrawing">
   <w:body>
     <w:bookmarkStart w:id="26" w:name="X0f9201d5acaa36b84ae7b130e836e86f4df316a"/>
-    <w:tbl>
-      <w:tblPr>
-        <w:tblW w:type="auto" w:w="0"/>
-        <w:tblLayout w:type="fixed"/>
-        <w:tblLook w:firstColumn="1" w:firstRow="1" w:lastColumn="0" w:lastRow="0" w:noHBand="0" w:noVBand="1" w:val="04A0"/>
-      </w:tblPr>
-      <w:tblGrid>
-        <w:gridCol w:w="4535"/>
-        <w:gridCol w:w="4535"/>
-      </w:tblGrid>
-      <w:tr>
-        <w:tc>
-          <w:tcPr>
-            <w:tcW w:type="dxa" w:w="4536"/>
-            <w:tcBorders>
-              <w:top w:val="nil"/>
-              <w:left w:val="nil"/>
-              <w:bottom w:val="nil"/>
-              <w:right w:val="nil"/>
-              <w:insideH w:val="nil"/>
-              <w:insideV w:val="nil"/>
-            </w:tcBorders>
-          </w:tcPr>
-          <w:p>
-            <w:pPr>
-              <w:spacing w:after="0"/>
-            </w:pPr>
-            <w:r/>
-            <w:r>
-              <w:rPr>
-                <w:rFonts w:ascii="Times New Roman" w:hAnsi="Times New Roman"/>
-                <w:b/>
-                <w:sz w:val="20"/>
-              </w:rPr>
-              <w:t>NOTARIAT DR. BERTRAM VEITSCHEGGER</w:t>
-            </w:r>
-          </w:p>
-          <w:p>
-            <w:pPr>
-              <w:spacing w:after="0"/>
-            </w:pPr>
-            <w:r>
-              <w:rPr>
-                <w:rFonts w:ascii="Times New Roman" w:hAnsi="Times New Roman"/>
-                <w:sz w:val="20"/>
-              </w:rPr>
-              <w:t>Untermainanlage 7</w:t>
-            </w:r>
-          </w:p>
-          <w:p>
-            <w:pPr>
-              <w:spacing w:after="0"/>
-            </w:pPr>
-            <w:r>
-              <w:rPr>
-                <w:rFonts w:ascii="Times New Roman" w:hAnsi="Times New Roman"/>
-                <w:sz w:val="20"/>
-              </w:rPr>
-              <w:t>60329 Frankfurt am Main</w:t>
-            </w:r>
-          </w:p>
-          <w:p>
-            <w:pPr>
-              <w:spacing w:after="0"/>
-            </w:pPr>
-            <w:r>
-              <w:rPr>
-                <w:rFonts w:ascii="Times New Roman" w:hAnsi="Times New Roman"/>
-                <w:sz w:val="20"/>
-              </w:rPr>
-              <w:t>Tel. 069 920 38 14-0</w:t>
-            </w:r>
-          </w:p>
-          <w:p>
-            <w:pPr>
-              <w:spacing w:after="0"/>
-            </w:pPr>
-            <w:r>
-              <w:rPr>
-                <w:rFonts w:ascii="Times New Roman" w:hAnsi="Times New Roman"/>
-                <w:sz w:val="20"/>
-              </w:rPr>
-              <w:t>USt-IdNr. DE 815 234 901</w:t>
-            </w:r>
-          </w:p>
-        </w:tc>
-        <w:tc>
-          <w:tcPr>
-            <w:tcW w:type="dxa" w:w="4536"/>
-            <w:tcBorders>
-              <w:top w:val="nil"/>
-              <w:left w:val="nil"/>
-              <w:bottom w:val="nil"/>
-              <w:right w:val="nil"/>
-              <w:insideH w:val="nil"/>
-              <w:insideV w:val="nil"/>
-            </w:tcBorders>
-          </w:tcPr>
-          <w:p>
-            <w:pPr>
-              <w:spacing w:after="0"/>
-              <w:jc w:val="right"/>
-            </w:pPr>
-            <w:r/>
-            <w:r>
-              <w:rPr>
-                <w:rFonts w:ascii="Times New Roman" w:hAnsi="Times New Roman"/>
-                <w:b/>
-                <w:sz w:val="20"/>
-              </w:rPr>
-              <w:t>Az. UR-Nr. 1182/2026</w:t>
-            </w:r>
-          </w:p>
-          <w:p>
-            <w:pPr>
-              <w:spacing w:after="0"/>
-              <w:jc w:val="right"/>
-            </w:pPr>
-            <w:r>
-              <w:rPr>
-                <w:rFonts w:ascii="Times New Roman" w:hAnsi="Times New Roman"/>
-                <w:sz w:val="20"/>
-              </w:rPr>
-              <w:t>Beurkundung Series A Kometenfalter Systems GmbH</w:t>
-            </w:r>
-          </w:p>
-          <w:p>
-            <w:pPr>
-              <w:spacing w:after="0"/>
-              <w:jc w:val="right"/>
-            </w:pPr>
-            <w:r>
-              <w:rPr>
-                <w:rFonts w:ascii="Times New Roman" w:hAnsi="Times New Roman"/>
-                <w:sz w:val="20"/>
-              </w:rPr>
-              <w:t>Datum: 28. Mai 2026</w:t>
-            </w:r>
-          </w:p>
-        </w:tc>
-      </w:tr>
-    </w:tbl>
-    <w:p>
-      <w:pPr>
-        <w:spacing w:after="120" w:before="0"/>
-      </w:pPr>
-    </w:p>
     <w:p>
       <w:pPr>
         <w:pStyle w:val="Heading1"/>
